--- a/specs/CPF_개발자_가이드.docx
+++ b/specs/CPF_개발자_가이드.docx
@@ -8608,6 +8608,182 @@
         <w:t xml:space="preserve">검증 명령</w:t>
       </w:r>
     </w:p>
+    <!-- CPF_MANAGED_SECTION_BEGIN:BZA_SUPPORT_AND_ATTACHMENT_20260715 -->
+    <w:p>
+      <w:pPr>
+        <w:pStyle w:val="Heading1"/>
+      </w:pPr>
+      <w:r>
+        <w:t xml:space="preserve">PFW 첨부 저장과 BZA 운영 지원</w:t>
+      </w:r>
+    </w:p>
+    <w:p>
+      <w:r>
+        <w:t xml:space="preserve">PFW는 CpfAttachmentStoragePort와 LocalCpfAttachmentStorageAdapter로 저장소 기술 계약을 제공하고 BZA는 알림, 첨부 메타, 저장 검색, 다운로드 감사, 역할 비교와 권한 시뮬레이션 업무를 소유한다.</w:t>
+      </w:r>
+    </w:p>
+    <w:p>
+      <w:r>
+        <w:t xml:space="preserve">prod profile에서는 CPF_ATTACHMENT_ROOT가 필수이며 object storage 또는 보안 파일 서버 adapter는 CpfAttachmentStoragePort 구현으로 교체한다.</w:t>
+      </w:r>
+    </w:p>
+    <w:p>
+      <w:r>
+        <w:t xml:space="preserve">쓰기·결재·다운로드 감사 주체는 요청 JSON이 아니라 BzaApiAuthFilter가 설정한 bza.operatorId를 사용한다.</w:t>
+      </w:r>
+    </w:p>
+    <w:tbl>
+      <w:tblPr>
+        <w:tblW w:w="0" w:type="auto"/>
+        <w:tblBorders>
+          <w:top w:val="single" w:sz="4" w:space="0" w:color="A0A0A0"/>
+          <w:left w:val="single" w:sz="4" w:space="0" w:color="A0A0A0"/>
+          <w:bottom w:val="single" w:sz="4" w:space="0" w:color="A0A0A0"/>
+          <w:right w:val="single" w:sz="4" w:space="0" w:color="A0A0A0"/>
+          <w:insideH w:val="single" w:sz="4" w:space="0" w:color="A0A0A0"/>
+          <w:insideV w:val="single" w:sz="4" w:space="0" w:color="A0A0A0"/>
+        </w:tblBorders>
+      </w:tblPr>
+      <w:tr>
+        <w:tc>
+          <w:tcPr>
+            <w:tcW w:w="0" w:type="auto"/>
+          </w:tcPr>
+          <w:p>
+            <w:r>
+              <w:rPr>
+                <w:b/>
+              </w:rPr>
+              <w:t xml:space="preserve">구분</w:t>
+            </w:r>
+          </w:p>
+        </w:tc>
+        <w:tc>
+          <w:tcPr>
+            <w:tcW w:w="0" w:type="auto"/>
+          </w:tcPr>
+          <w:p>
+            <w:r>
+              <w:rPr>
+                <w:b/>
+              </w:rPr>
+              <w:t xml:space="preserve">정본 경로</w:t>
+            </w:r>
+          </w:p>
+        </w:tc>
+      </w:tr>
+      <w:tr>
+        <w:tc>
+          <w:tcPr>
+            <w:tcW w:w="0" w:type="auto"/>
+          </w:tcPr>
+          <w:p>
+            <w:r>
+              <w:t xml:space="preserve">PFW port</w:t>
+            </w:r>
+          </w:p>
+        </w:tc>
+        <w:tc>
+          <w:tcPr>
+            <w:tcW w:w="0" w:type="auto"/>
+          </w:tcPr>
+          <w:p>
+            <w:r>
+              <w:t xml:space="preserve">pfw/src/main/java/cpf/pfw/common/attachment</w:t>
+            </w:r>
+          </w:p>
+        </w:tc>
+      </w:tr>
+      <w:tr>
+        <w:tc>
+          <w:tcPr>
+            <w:tcW w:w="0" w:type="auto"/>
+          </w:tcPr>
+          <w:p>
+            <w:r>
+              <w:t xml:space="preserve">BZA API</w:t>
+            </w:r>
+          </w:p>
+        </w:tc>
+        <w:tc>
+          <w:tcPr>
+            <w:tcW w:w="0" w:type="auto"/>
+          </w:tcPr>
+          <w:p>
+            <w:r>
+              <w:t xml:space="preserve">bza/src/main/java/cpf/bza/support</w:t>
+            </w:r>
+          </w:p>
+        </w:tc>
+      </w:tr>
+      <w:tr>
+        <w:tc>
+          <w:tcPr>
+            <w:tcW w:w="0" w:type="auto"/>
+          </w:tcPr>
+          <w:p>
+            <w:r>
+              <w:t xml:space="preserve">EDU</w:t>
+            </w:r>
+          </w:p>
+        </w:tc>
+        <w:tc>
+          <w:tcPr>
+            <w:tcW w:w="0" w:type="auto"/>
+          </w:tcPr>
+          <w:p>
+            <w:r>
+              <w:t xml:space="preserve">xyz/src/main/java/cpf/xyz/edu/attachment</w:t>
+            </w:r>
+          </w:p>
+        </w:tc>
+      </w:tr>
+      <w:tr>
+        <w:tc>
+          <w:tcPr>
+            <w:tcW w:w="0" w:type="auto"/>
+          </w:tcPr>
+          <w:p>
+            <w:r>
+              <w:t xml:space="preserve">단위 테스트</w:t>
+            </w:r>
+          </w:p>
+        </w:tc>
+        <w:tc>
+          <w:tcPr>
+            <w:tcW w:w="0" w:type="auto"/>
+          </w:tcPr>
+          <w:p>
+            <w:r>
+              <w:t xml:space="preserve">LocalCpfAttachmentStorageAdapterTest, BzaSupportServiceTest, XyzAttachmentEducationSampleTest</w:t>
+            </w:r>
+          </w:p>
+        </w:tc>
+      </w:tr>
+      <w:tr>
+        <w:tc>
+          <w:tcPr>
+            <w:tcW w:w="0" w:type="auto"/>
+          </w:tcPr>
+          <w:p>
+            <w:r>
+              <w:t xml:space="preserve">DB 변경</w:t>
+            </w:r>
+          </w:p>
+        </w:tc>
+        <w:tc>
+          <w:tcPr>
+            <w:tcW w:w="0" w:type="auto"/>
+          </w:tcPr>
+          <w:p>
+            <w:r>
+              <w:t xml:space="preserve">specs/sql/migration/flyway/V31__bza_operation_support.sql</w:t>
+            </w:r>
+          </w:p>
+        </w:tc>
+      </w:tr>
+    </w:tbl>
+    <!-- CPF_MANAGED_SECTION_END:BZA_SUPPORT_AND_ATTACHMENT_20260715 -->
     <w:sectPr>
       <w:headerReference w:type="default" r:id="rIdHeader"/>
       <w:footerReference w:type="default" r:id="rIdFooter"/>
